--- a/Backend/Director_Disclosure/Output_Disclosures/2024-25/KALYANI_INVESTMENT_COMPANY_LIMITED/DIR-8/DIR8_SHRUTI_ANUP_SHAH_08337714.docx
+++ b/Backend/Director_Disclosure/Output_Disclosures/2024-25/KALYANI_INVESTMENT_COMPANY_LIMITED/DIR-8/DIR8_SHRUTI_ANUP_SHAH_08337714.docx
@@ -620,846 +620,6 @@
                 <w:b w:val="0"/>
                 <w:sz w:val="23"/>
               </w:rPr>
-              <w:t>ADANI SOLAR ENERGY KUTCHH TWO PRIVATE LIMITED</w:t>
-            </w:r>
-          </w:p>
-        </w:tc>
-        <w:tc>
-          <w:tcPr>
-            <w:tcW w:type="dxa" w:w="2610"/>
-          </w:tcPr>
-          <w:p>
-            <w:pPr>
-              <w:spacing w:after="0"/>
-              <w:jc w:val="center"/>
-            </w:pPr>
-            <w:r>
-              <w:rPr>
-                <w:rFonts w:ascii="Adani" w:hAnsi="Adani" w:eastAsia="Adani" w:cs="Adani"/>
-                <w:b w:val="0"/>
-                <w:sz w:val="23"/>
-              </w:rPr>
-              <w:t>10/03/2022</w:t>
-            </w:r>
-          </w:p>
-        </w:tc>
-        <w:tc>
-          <w:tcPr>
-            <w:tcW w:type="dxa" w:w="2250"/>
-          </w:tcPr>
-          <w:p>
-            <w:pPr>
-              <w:spacing w:after="0"/>
-              <w:jc w:val="center"/>
-            </w:pPr>
-          </w:p>
-        </w:tc>
-      </w:tr>
-      <w:tr>
-        <w:tc>
-          <w:tcPr>
-            <w:tcW w:type="dxa" w:w="636"/>
-          </w:tcPr>
-          <w:p>
-            <w:pPr>
-              <w:spacing w:after="0"/>
-              <w:ind w:left="360"/>
-            </w:pPr>
-            <w:r>
-              <w:rPr>
-                <w:rFonts w:ascii="Adani" w:hAnsi="Adani" w:eastAsia="Adani" w:cs="Adani"/>
-                <w:b w:val="0"/>
-                <w:sz w:val="23"/>
-              </w:rPr>
-              <w:t>6</w:t>
-            </w:r>
-          </w:p>
-        </w:tc>
-        <w:tc>
-          <w:tcPr>
-            <w:tcW w:type="dxa" w:w="3864"/>
-          </w:tcPr>
-          <w:p>
-            <w:pPr>
-              <w:spacing w:after="0"/>
-              <w:jc w:val="both"/>
-            </w:pPr>
-            <w:r>
-              <w:rPr>
-                <w:rFonts w:ascii="Adani" w:hAnsi="Adani" w:eastAsia="Adani" w:cs="Adani"/>
-                <w:b w:val="0"/>
-                <w:sz w:val="23"/>
-              </w:rPr>
-              <w:t>ADANI SOLAR ENERGY AP SEVEN PRIVATE LIMITED</w:t>
-            </w:r>
-          </w:p>
-        </w:tc>
-        <w:tc>
-          <w:tcPr>
-            <w:tcW w:type="dxa" w:w="2610"/>
-          </w:tcPr>
-          <w:p>
-            <w:pPr>
-              <w:spacing w:after="0"/>
-              <w:jc w:val="center"/>
-            </w:pPr>
-            <w:r>
-              <w:rPr>
-                <w:rFonts w:ascii="Adani" w:hAnsi="Adani" w:eastAsia="Adani" w:cs="Adani"/>
-                <w:b w:val="0"/>
-                <w:sz w:val="23"/>
-              </w:rPr>
-              <w:t>10/03/2022</w:t>
-            </w:r>
-          </w:p>
-        </w:tc>
-        <w:tc>
-          <w:tcPr>
-            <w:tcW w:type="dxa" w:w="2250"/>
-          </w:tcPr>
-          <w:p>
-            <w:pPr>
-              <w:spacing w:after="0"/>
-              <w:jc w:val="center"/>
-            </w:pPr>
-          </w:p>
-        </w:tc>
-      </w:tr>
-      <w:tr>
-        <w:tc>
-          <w:tcPr>
-            <w:tcW w:type="dxa" w:w="636"/>
-          </w:tcPr>
-          <w:p>
-            <w:pPr>
-              <w:spacing w:after="0"/>
-              <w:ind w:left="360"/>
-            </w:pPr>
-            <w:r>
-              <w:rPr>
-                <w:rFonts w:ascii="Adani" w:hAnsi="Adani" w:eastAsia="Adani" w:cs="Adani"/>
-                <w:b w:val="0"/>
-                <w:sz w:val="23"/>
-              </w:rPr>
-              <w:t>7</w:t>
-            </w:r>
-          </w:p>
-        </w:tc>
-        <w:tc>
-          <w:tcPr>
-            <w:tcW w:type="dxa" w:w="3864"/>
-          </w:tcPr>
-          <w:p>
-            <w:pPr>
-              <w:spacing w:after="0"/>
-              <w:jc w:val="both"/>
-            </w:pPr>
-            <w:r>
-              <w:rPr>
-                <w:rFonts w:ascii="Adani" w:hAnsi="Adani" w:eastAsia="Adani" w:cs="Adani"/>
-                <w:b w:val="0"/>
-                <w:sz w:val="23"/>
-              </w:rPr>
-              <w:t>SURAJKIRAN SOLAR TECHNOLOGIES LIMITED</w:t>
-            </w:r>
-          </w:p>
-        </w:tc>
-        <w:tc>
-          <w:tcPr>
-            <w:tcW w:type="dxa" w:w="2610"/>
-          </w:tcPr>
-          <w:p>
-            <w:pPr>
-              <w:spacing w:after="0"/>
-              <w:jc w:val="center"/>
-            </w:pPr>
-            <w:r>
-              <w:rPr>
-                <w:rFonts w:ascii="Adani" w:hAnsi="Adani" w:eastAsia="Adani" w:cs="Adani"/>
-                <w:b w:val="0"/>
-                <w:sz w:val="23"/>
-              </w:rPr>
-              <w:t>10/03/2022</w:t>
-            </w:r>
-          </w:p>
-        </w:tc>
-        <w:tc>
-          <w:tcPr>
-            <w:tcW w:type="dxa" w:w="2250"/>
-          </w:tcPr>
-          <w:p>
-            <w:pPr>
-              <w:spacing w:after="0"/>
-              <w:jc w:val="center"/>
-            </w:pPr>
-          </w:p>
-        </w:tc>
-      </w:tr>
-      <w:tr>
-        <w:tc>
-          <w:tcPr>
-            <w:tcW w:type="dxa" w:w="636"/>
-          </w:tcPr>
-          <w:p>
-            <w:pPr>
-              <w:spacing w:after="0"/>
-              <w:ind w:left="360"/>
-            </w:pPr>
-            <w:r>
-              <w:rPr>
-                <w:rFonts w:ascii="Adani" w:hAnsi="Adani" w:eastAsia="Adani" w:cs="Adani"/>
-                <w:b w:val="0"/>
-                <w:sz w:val="23"/>
-              </w:rPr>
-              <w:t>8</w:t>
-            </w:r>
-          </w:p>
-        </w:tc>
-        <w:tc>
-          <w:tcPr>
-            <w:tcW w:type="dxa" w:w="3864"/>
-          </w:tcPr>
-          <w:p>
-            <w:pPr>
-              <w:spacing w:after="0"/>
-              <w:jc w:val="both"/>
-            </w:pPr>
-            <w:r>
-              <w:rPr>
-                <w:rFonts w:ascii="Adani" w:hAnsi="Adani" w:eastAsia="Adani" w:cs="Adani"/>
-                <w:b w:val="0"/>
-                <w:sz w:val="23"/>
-              </w:rPr>
-              <w:t>SURAJKIRAN RENEWABLE RESOURCES LIMITED</w:t>
-            </w:r>
-          </w:p>
-        </w:tc>
-        <w:tc>
-          <w:tcPr>
-            <w:tcW w:type="dxa" w:w="2610"/>
-          </w:tcPr>
-          <w:p>
-            <w:pPr>
-              <w:spacing w:after="0"/>
-              <w:jc w:val="center"/>
-            </w:pPr>
-            <w:r>
-              <w:rPr>
-                <w:rFonts w:ascii="Adani" w:hAnsi="Adani" w:eastAsia="Adani" w:cs="Adani"/>
-                <w:b w:val="0"/>
-                <w:sz w:val="23"/>
-              </w:rPr>
-              <w:t>10/03/2022</w:t>
-            </w:r>
-          </w:p>
-        </w:tc>
-        <w:tc>
-          <w:tcPr>
-            <w:tcW w:type="dxa" w:w="2250"/>
-          </w:tcPr>
-          <w:p>
-            <w:pPr>
-              <w:spacing w:after="0"/>
-              <w:jc w:val="center"/>
-            </w:pPr>
-          </w:p>
-        </w:tc>
-      </w:tr>
-      <w:tr>
-        <w:tc>
-          <w:tcPr>
-            <w:tcW w:type="dxa" w:w="636"/>
-          </w:tcPr>
-          <w:p>
-            <w:pPr>
-              <w:spacing w:after="0"/>
-              <w:ind w:left="360"/>
-            </w:pPr>
-            <w:r>
-              <w:rPr>
-                <w:rFonts w:ascii="Adani" w:hAnsi="Adani" w:eastAsia="Adani" w:cs="Adani"/>
-                <w:b w:val="0"/>
-                <w:sz w:val="23"/>
-              </w:rPr>
-              <w:t>9</w:t>
-            </w:r>
-          </w:p>
-        </w:tc>
-        <w:tc>
-          <w:tcPr>
-            <w:tcW w:type="dxa" w:w="3864"/>
-          </w:tcPr>
-          <w:p>
-            <w:pPr>
-              <w:spacing w:after="0"/>
-              <w:jc w:val="both"/>
-            </w:pPr>
-            <w:r>
-              <w:rPr>
-                <w:rFonts w:ascii="Adani" w:hAnsi="Adani" w:eastAsia="Adani" w:cs="Adani"/>
-                <w:b w:val="0"/>
-                <w:sz w:val="23"/>
-              </w:rPr>
-              <w:t>ADANI WIND ENERGY (GUJARAT) LIMITED</w:t>
-            </w:r>
-          </w:p>
-        </w:tc>
-        <w:tc>
-          <w:tcPr>
-            <w:tcW w:type="dxa" w:w="2610"/>
-          </w:tcPr>
-          <w:p>
-            <w:pPr>
-              <w:spacing w:after="0"/>
-              <w:jc w:val="center"/>
-            </w:pPr>
-            <w:r>
-              <w:rPr>
-                <w:rFonts w:ascii="Adani" w:hAnsi="Adani" w:eastAsia="Adani" w:cs="Adani"/>
-                <w:b w:val="0"/>
-                <w:sz w:val="23"/>
-              </w:rPr>
-              <w:t>10/03/2022</w:t>
-            </w:r>
-          </w:p>
-        </w:tc>
-        <w:tc>
-          <w:tcPr>
-            <w:tcW w:type="dxa" w:w="2250"/>
-          </w:tcPr>
-          <w:p>
-            <w:pPr>
-              <w:spacing w:after="0"/>
-              <w:jc w:val="center"/>
-            </w:pPr>
-          </w:p>
-        </w:tc>
-      </w:tr>
-      <w:tr>
-        <w:tc>
-          <w:tcPr>
-            <w:tcW w:type="dxa" w:w="636"/>
-          </w:tcPr>
-          <w:p>
-            <w:pPr>
-              <w:spacing w:after="0"/>
-              <w:ind w:left="360"/>
-            </w:pPr>
-            <w:r>
-              <w:rPr>
-                <w:rFonts w:ascii="Adani" w:hAnsi="Adani" w:eastAsia="Adani" w:cs="Adani"/>
-                <w:b w:val="0"/>
-                <w:sz w:val="23"/>
-              </w:rPr>
-              <w:t>10</w:t>
-            </w:r>
-          </w:p>
-        </w:tc>
-        <w:tc>
-          <w:tcPr>
-            <w:tcW w:type="dxa" w:w="3864"/>
-          </w:tcPr>
-          <w:p>
-            <w:pPr>
-              <w:spacing w:after="0"/>
-              <w:jc w:val="both"/>
-            </w:pPr>
-            <w:r>
-              <w:rPr>
-                <w:rFonts w:ascii="Adani" w:hAnsi="Adani" w:eastAsia="Adani" w:cs="Adani"/>
-                <w:b w:val="0"/>
-                <w:sz w:val="23"/>
-              </w:rPr>
-              <w:t>TRINETHRA WIND AND HYDRO POWER PRIVATE LIMITED</w:t>
-            </w:r>
-          </w:p>
-        </w:tc>
-        <w:tc>
-          <w:tcPr>
-            <w:tcW w:type="dxa" w:w="2610"/>
-          </w:tcPr>
-          <w:p>
-            <w:pPr>
-              <w:spacing w:after="0"/>
-              <w:jc w:val="center"/>
-            </w:pPr>
-            <w:r>
-              <w:rPr>
-                <w:rFonts w:ascii="Adani" w:hAnsi="Adani" w:eastAsia="Adani" w:cs="Adani"/>
-                <w:b w:val="0"/>
-                <w:sz w:val="23"/>
-              </w:rPr>
-              <w:t>26/05/2021</w:t>
-            </w:r>
-          </w:p>
-        </w:tc>
-        <w:tc>
-          <w:tcPr>
-            <w:tcW w:type="dxa" w:w="2250"/>
-          </w:tcPr>
-          <w:p>
-            <w:pPr>
-              <w:spacing w:after="0"/>
-              <w:jc w:val="center"/>
-            </w:pPr>
-          </w:p>
-        </w:tc>
-      </w:tr>
-      <w:tr>
-        <w:tc>
-          <w:tcPr>
-            <w:tcW w:type="dxa" w:w="636"/>
-          </w:tcPr>
-          <w:p>
-            <w:pPr>
-              <w:spacing w:after="0"/>
-              <w:ind w:left="360"/>
-            </w:pPr>
-            <w:r>
-              <w:rPr>
-                <w:rFonts w:ascii="Adani" w:hAnsi="Adani" w:eastAsia="Adani" w:cs="Adani"/>
-                <w:b w:val="0"/>
-                <w:sz w:val="23"/>
-              </w:rPr>
-              <w:t>11</w:t>
-            </w:r>
-          </w:p>
-        </w:tc>
-        <w:tc>
-          <w:tcPr>
-            <w:tcW w:type="dxa" w:w="3864"/>
-          </w:tcPr>
-          <w:p>
-            <w:pPr>
-              <w:spacing w:after="0"/>
-              <w:jc w:val="both"/>
-            </w:pPr>
-            <w:r>
-              <w:rPr>
-                <w:rFonts w:ascii="Adani" w:hAnsi="Adani" w:eastAsia="Adani" w:cs="Adani"/>
-                <w:b w:val="0"/>
-                <w:sz w:val="23"/>
-              </w:rPr>
-              <w:t>BOTHE WINDFARM DEVELOPMENT PRIVATE LIMITED</w:t>
-            </w:r>
-          </w:p>
-        </w:tc>
-        <w:tc>
-          <w:tcPr>
-            <w:tcW w:type="dxa" w:w="2610"/>
-          </w:tcPr>
-          <w:p>
-            <w:pPr>
-              <w:spacing w:after="0"/>
-              <w:jc w:val="center"/>
-            </w:pPr>
-            <w:r>
-              <w:rPr>
-                <w:rFonts w:ascii="Adani" w:hAnsi="Adani" w:eastAsia="Adani" w:cs="Adani"/>
-                <w:b w:val="0"/>
-                <w:sz w:val="23"/>
-              </w:rPr>
-              <w:t>26/05/2021</w:t>
-            </w:r>
-          </w:p>
-        </w:tc>
-        <w:tc>
-          <w:tcPr>
-            <w:tcW w:type="dxa" w:w="2250"/>
-          </w:tcPr>
-          <w:p>
-            <w:pPr>
-              <w:spacing w:after="0"/>
-              <w:jc w:val="center"/>
-            </w:pPr>
-          </w:p>
-        </w:tc>
-      </w:tr>
-      <w:tr>
-        <w:tc>
-          <w:tcPr>
-            <w:tcW w:type="dxa" w:w="636"/>
-          </w:tcPr>
-          <w:p>
-            <w:pPr>
-              <w:spacing w:after="0"/>
-              <w:ind w:left="360"/>
-            </w:pPr>
-            <w:r>
-              <w:rPr>
-                <w:rFonts w:ascii="Adani" w:hAnsi="Adani" w:eastAsia="Adani" w:cs="Adani"/>
-                <w:b w:val="0"/>
-                <w:sz w:val="23"/>
-              </w:rPr>
-              <w:t>12</w:t>
-            </w:r>
-          </w:p>
-        </w:tc>
-        <w:tc>
-          <w:tcPr>
-            <w:tcW w:type="dxa" w:w="3864"/>
-          </w:tcPr>
-          <w:p>
-            <w:pPr>
-              <w:spacing w:after="0"/>
-              <w:jc w:val="both"/>
-            </w:pPr>
-            <w:r>
-              <w:rPr>
-                <w:rFonts w:ascii="Adani" w:hAnsi="Adani" w:eastAsia="Adani" w:cs="Adani"/>
-                <w:b w:val="0"/>
-                <w:sz w:val="23"/>
-              </w:rPr>
-              <w:t>DJ ENERGY PRIVATE LIMITED</w:t>
-            </w:r>
-          </w:p>
-        </w:tc>
-        <w:tc>
-          <w:tcPr>
-            <w:tcW w:type="dxa" w:w="2610"/>
-          </w:tcPr>
-          <w:p>
-            <w:pPr>
-              <w:spacing w:after="0"/>
-              <w:jc w:val="center"/>
-            </w:pPr>
-            <w:r>
-              <w:rPr>
-                <w:rFonts w:ascii="Adani" w:hAnsi="Adani" w:eastAsia="Adani" w:cs="Adani"/>
-                <w:b w:val="0"/>
-                <w:sz w:val="23"/>
-              </w:rPr>
-              <w:t>26/05/2021</w:t>
-            </w:r>
-          </w:p>
-        </w:tc>
-        <w:tc>
-          <w:tcPr>
-            <w:tcW w:type="dxa" w:w="2250"/>
-          </w:tcPr>
-          <w:p>
-            <w:pPr>
-              <w:spacing w:after="0"/>
-              <w:jc w:val="center"/>
-            </w:pPr>
-          </w:p>
-        </w:tc>
-      </w:tr>
-      <w:tr>
-        <w:tc>
-          <w:tcPr>
-            <w:tcW w:type="dxa" w:w="636"/>
-          </w:tcPr>
-          <w:p>
-            <w:pPr>
-              <w:spacing w:after="0"/>
-              <w:ind w:left="360"/>
-            </w:pPr>
-            <w:r>
-              <w:rPr>
-                <w:rFonts w:ascii="Adani" w:hAnsi="Adani" w:eastAsia="Adani" w:cs="Adani"/>
-                <w:b w:val="0"/>
-                <w:sz w:val="23"/>
-              </w:rPr>
-              <w:t>13</w:t>
-            </w:r>
-          </w:p>
-        </w:tc>
-        <w:tc>
-          <w:tcPr>
-            <w:tcW w:type="dxa" w:w="3864"/>
-          </w:tcPr>
-          <w:p>
-            <w:pPr>
-              <w:spacing w:after="0"/>
-              <w:jc w:val="both"/>
-            </w:pPr>
-            <w:r>
-              <w:rPr>
-                <w:rFonts w:ascii="Adani" w:hAnsi="Adani" w:eastAsia="Adani" w:cs="Adani"/>
-                <w:b w:val="0"/>
-                <w:sz w:val="23"/>
-              </w:rPr>
-              <w:t>RENEWABLES TRINETHRA PRIVATE LIMITED</w:t>
-            </w:r>
-          </w:p>
-        </w:tc>
-        <w:tc>
-          <w:tcPr>
-            <w:tcW w:type="dxa" w:w="2610"/>
-          </w:tcPr>
-          <w:p>
-            <w:pPr>
-              <w:spacing w:after="0"/>
-              <w:jc w:val="center"/>
-            </w:pPr>
-            <w:r>
-              <w:rPr>
-                <w:rFonts w:ascii="Adani" w:hAnsi="Adani" w:eastAsia="Adani" w:cs="Adani"/>
-                <w:b w:val="0"/>
-                <w:sz w:val="23"/>
-              </w:rPr>
-              <w:t>26/05/2021</w:t>
-            </w:r>
-          </w:p>
-        </w:tc>
-        <w:tc>
-          <w:tcPr>
-            <w:tcW w:type="dxa" w:w="2250"/>
-          </w:tcPr>
-          <w:p>
-            <w:pPr>
-              <w:spacing w:after="0"/>
-              <w:jc w:val="center"/>
-            </w:pPr>
-          </w:p>
-        </w:tc>
-      </w:tr>
-      <w:tr>
-        <w:tc>
-          <w:tcPr>
-            <w:tcW w:type="dxa" w:w="636"/>
-          </w:tcPr>
-          <w:p>
-            <w:pPr>
-              <w:spacing w:after="0"/>
-              <w:ind w:left="360"/>
-            </w:pPr>
-            <w:r>
-              <w:rPr>
-                <w:rFonts w:ascii="Adani" w:hAnsi="Adani" w:eastAsia="Adani" w:cs="Adani"/>
-                <w:b w:val="0"/>
-                <w:sz w:val="23"/>
-              </w:rPr>
-              <w:t>14</w:t>
-            </w:r>
-          </w:p>
-        </w:tc>
-        <w:tc>
-          <w:tcPr>
-            <w:tcW w:type="dxa" w:w="3864"/>
-          </w:tcPr>
-          <w:p>
-            <w:pPr>
-              <w:spacing w:after="0"/>
-              <w:jc w:val="both"/>
-            </w:pPr>
-            <w:r>
-              <w:rPr>
-                <w:rFonts w:ascii="Adani" w:hAnsi="Adani" w:eastAsia="Adani" w:cs="Adani"/>
-                <w:b w:val="0"/>
-                <w:sz w:val="23"/>
-              </w:rPr>
-              <w:t>WATSUN INFRABUILD PRIVATE LIMITED</w:t>
-            </w:r>
-          </w:p>
-        </w:tc>
-        <w:tc>
-          <w:tcPr>
-            <w:tcW w:type="dxa" w:w="2610"/>
-          </w:tcPr>
-          <w:p>
-            <w:pPr>
-              <w:spacing w:after="0"/>
-              <w:jc w:val="center"/>
-            </w:pPr>
-            <w:r>
-              <w:rPr>
-                <w:rFonts w:ascii="Adani" w:hAnsi="Adani" w:eastAsia="Adani" w:cs="Adani"/>
-                <w:b w:val="0"/>
-                <w:sz w:val="23"/>
-              </w:rPr>
-              <w:t>26/05/2021</w:t>
-            </w:r>
-          </w:p>
-        </w:tc>
-        <w:tc>
-          <w:tcPr>
-            <w:tcW w:type="dxa" w:w="2250"/>
-          </w:tcPr>
-          <w:p>
-            <w:pPr>
-              <w:spacing w:after="0"/>
-              <w:jc w:val="center"/>
-            </w:pPr>
-          </w:p>
-        </w:tc>
-      </w:tr>
-      <w:tr>
-        <w:tc>
-          <w:tcPr>
-            <w:tcW w:type="dxa" w:w="636"/>
-          </w:tcPr>
-          <w:p>
-            <w:pPr>
-              <w:spacing w:after="0"/>
-              <w:ind w:left="360"/>
-            </w:pPr>
-            <w:r>
-              <w:rPr>
-                <w:rFonts w:ascii="Adani" w:hAnsi="Adani" w:eastAsia="Adani" w:cs="Adani"/>
-                <w:b w:val="0"/>
-                <w:sz w:val="23"/>
-              </w:rPr>
-              <w:t>15</w:t>
-            </w:r>
-          </w:p>
-        </w:tc>
-        <w:tc>
-          <w:tcPr>
-            <w:tcW w:type="dxa" w:w="3864"/>
-          </w:tcPr>
-          <w:p>
-            <w:pPr>
-              <w:spacing w:after="0"/>
-              <w:jc w:val="both"/>
-            </w:pPr>
-            <w:r>
-              <w:rPr>
-                <w:rFonts w:ascii="Adani" w:hAnsi="Adani" w:eastAsia="Adani" w:cs="Adani"/>
-                <w:b w:val="0"/>
-                <w:sz w:val="23"/>
-              </w:rPr>
-              <w:t>UTTAR URJA PROJECTS PRIVATE LIMITED</w:t>
-            </w:r>
-          </w:p>
-        </w:tc>
-        <w:tc>
-          <w:tcPr>
-            <w:tcW w:type="dxa" w:w="2610"/>
-          </w:tcPr>
-          <w:p>
-            <w:pPr>
-              <w:spacing w:after="0"/>
-              <w:jc w:val="center"/>
-            </w:pPr>
-            <w:r>
-              <w:rPr>
-                <w:rFonts w:ascii="Adani" w:hAnsi="Adani" w:eastAsia="Adani" w:cs="Adani"/>
-                <w:b w:val="0"/>
-                <w:sz w:val="23"/>
-              </w:rPr>
-              <w:t>26/05/2021</w:t>
-            </w:r>
-          </w:p>
-        </w:tc>
-        <w:tc>
-          <w:tcPr>
-            <w:tcW w:type="dxa" w:w="2250"/>
-          </w:tcPr>
-          <w:p>
-            <w:pPr>
-              <w:spacing w:after="0"/>
-              <w:jc w:val="center"/>
-            </w:pPr>
-          </w:p>
-        </w:tc>
-      </w:tr>
-      <w:tr>
-        <w:tc>
-          <w:tcPr>
-            <w:tcW w:type="dxa" w:w="636"/>
-          </w:tcPr>
-          <w:p>
-            <w:pPr>
-              <w:spacing w:after="0"/>
-              <w:ind w:left="360"/>
-            </w:pPr>
-            <w:r>
-              <w:rPr>
-                <w:rFonts w:ascii="Adani" w:hAnsi="Adani" w:eastAsia="Adani" w:cs="Adani"/>
-                <w:b w:val="0"/>
-                <w:sz w:val="23"/>
-              </w:rPr>
-              <w:t>16</w:t>
-            </w:r>
-          </w:p>
-        </w:tc>
-        <w:tc>
-          <w:tcPr>
-            <w:tcW w:type="dxa" w:w="3864"/>
-          </w:tcPr>
-          <w:p>
-            <w:pPr>
-              <w:spacing w:after="0"/>
-              <w:jc w:val="both"/>
-            </w:pPr>
-            <w:r>
-              <w:rPr>
-                <w:rFonts w:ascii="Adani" w:hAnsi="Adani" w:eastAsia="Adani" w:cs="Adani"/>
-                <w:b w:val="0"/>
-                <w:sz w:val="23"/>
-              </w:rPr>
-              <w:t>JAI CORP LIMITED</w:t>
-            </w:r>
-          </w:p>
-        </w:tc>
-        <w:tc>
-          <w:tcPr>
-            <w:tcW w:type="dxa" w:w="2610"/>
-          </w:tcPr>
-          <w:p>
-            <w:pPr>
-              <w:spacing w:after="0"/>
-              <w:jc w:val="center"/>
-            </w:pPr>
-            <w:r>
-              <w:rPr>
-                <w:rFonts w:ascii="Adani" w:hAnsi="Adani" w:eastAsia="Adani" w:cs="Adani"/>
-                <w:b w:val="0"/>
-                <w:sz w:val="23"/>
-              </w:rPr>
-              <w:t>29/06/2020</w:t>
-            </w:r>
-          </w:p>
-        </w:tc>
-        <w:tc>
-          <w:tcPr>
-            <w:tcW w:type="dxa" w:w="2250"/>
-          </w:tcPr>
-          <w:p>
-            <w:pPr>
-              <w:spacing w:after="0"/>
-              <w:jc w:val="center"/>
-            </w:pPr>
-          </w:p>
-        </w:tc>
-      </w:tr>
-      <w:tr>
-        <w:tc>
-          <w:tcPr>
-            <w:tcW w:type="dxa" w:w="636"/>
-          </w:tcPr>
-          <w:p>
-            <w:pPr>
-              <w:spacing w:after="0"/>
-              <w:ind w:left="360"/>
-            </w:pPr>
-            <w:r>
-              <w:rPr>
-                <w:rFonts w:ascii="Adani" w:hAnsi="Adani" w:eastAsia="Adani" w:cs="Adani"/>
-                <w:b w:val="0"/>
-                <w:sz w:val="23"/>
-              </w:rPr>
-              <w:t>17</w:t>
-            </w:r>
-          </w:p>
-        </w:tc>
-        <w:tc>
-          <w:tcPr>
-            <w:tcW w:type="dxa" w:w="3864"/>
-          </w:tcPr>
-          <w:p>
-            <w:pPr>
-              <w:spacing w:after="0"/>
-              <w:jc w:val="both"/>
-            </w:pPr>
-            <w:r>
-              <w:rPr>
-                <w:rFonts w:ascii="Adani" w:hAnsi="Adani" w:eastAsia="Adani" w:cs="Adani"/>
-                <w:b w:val="0"/>
-                <w:sz w:val="23"/>
-              </w:rPr>
               <w:t>KALYANI INVESTMENT COMPANY LIMITED</w:t>
             </w:r>
           </w:p>
@@ -1511,7 +671,7 @@
                 <w:b w:val="0"/>
                 <w:sz w:val="23"/>
               </w:rPr>
-              <w:t>18</w:t>
+              <w:t>6</w:t>
             </w:r>
           </w:p>
         </w:tc>
@@ -1581,7 +741,7 @@
                 <w:b w:val="0"/>
                 <w:sz w:val="23"/>
               </w:rPr>
-              <w:t>19</w:t>
+              <w:t>7</w:t>
             </w:r>
           </w:p>
         </w:tc>
@@ -1651,7 +811,7 @@
                 <w:b w:val="0"/>
                 <w:sz w:val="23"/>
               </w:rPr>
-              <w:t>20</w:t>
+              <w:t>8</w:t>
             </w:r>
           </w:p>
         </w:tc>
@@ -1805,7 +965,7 @@
           <w:b w:val="0"/>
           <w:sz w:val="23"/>
         </w:rPr>
-        <w:t xml:space="preserve">Date: 07th May, 2026</w:t>
+        <w:t xml:space="preserve">Date: 15th May, 2026</w:t>
         <w:tab/>
       </w:r>
     </w:p>

--- a/Backend/Director_Disclosure/Output_Disclosures/2024-25/KALYANI_INVESTMENT_COMPANY_LIMITED/DIR-8/DIR8_SHRUTI_ANUP_SHAH_08337714.docx
+++ b/Backend/Director_Disclosure/Output_Disclosures/2024-25/KALYANI_INVESTMENT_COMPANY_LIMITED/DIR-8/DIR8_SHRUTI_ANUP_SHAH_08337714.docx
@@ -340,7 +340,7 @@
                 <w:b w:val="0"/>
                 <w:sz w:val="23"/>
               </w:rPr>
-              <w:t>ACC LIMITED</w:t>
+              <w:t>63SATS CYBERTECH LIMITED</w:t>
             </w:r>
           </w:p>
         </w:tc>
@@ -359,7 +359,7 @@
                 <w:b w:val="0"/>
                 <w:sz w:val="23"/>
               </w:rPr>
-              <w:t>01/12/2025</w:t>
+              <w:t>23/04/2026</w:t>
             </w:r>
           </w:p>
         </w:tc>
@@ -410,7 +410,7 @@
                 <w:b w:val="0"/>
                 <w:sz w:val="23"/>
               </w:rPr>
-              <w:t>ORIENT CEMENT LIMITED</w:t>
+              <w:t>ACC LIMITED</w:t>
             </w:r>
           </w:p>
         </w:tc>
@@ -429,7 +429,7 @@
                 <w:b w:val="0"/>
                 <w:sz w:val="23"/>
               </w:rPr>
-              <w:t>22/04/2025</w:t>
+              <w:t>17/02/2026</w:t>
             </w:r>
           </w:p>
         </w:tc>
@@ -480,7 +480,7 @@
                 <w:b w:val="0"/>
                 <w:sz w:val="23"/>
               </w:rPr>
-              <w:t>AJMERA REALTY &amp; INFRA INDIA LIMITED</w:t>
+              <w:t>ORIENT CEMENT LIMITED</w:t>
             </w:r>
           </w:p>
         </w:tc>
@@ -499,7 +499,7 @@
                 <w:b w:val="0"/>
                 <w:sz w:val="23"/>
               </w:rPr>
-              <w:t>14/11/2024</w:t>
+              <w:t>28/06/2025</w:t>
             </w:r>
           </w:p>
         </w:tc>
@@ -550,7 +550,7 @@
                 <w:b w:val="0"/>
                 <w:sz w:val="23"/>
               </w:rPr>
-              <w:t>SANGHI INDUSTRIES LIMITED</w:t>
+              <w:t>KALYANI INVESTMENT COMPANY LIMITED</w:t>
             </w:r>
           </w:p>
         </w:tc>
@@ -569,7 +569,7 @@
                 <w:b w:val="0"/>
                 <w:sz w:val="23"/>
               </w:rPr>
-              <w:t>08/02/2024</w:t>
+              <w:t>07/02/2025</w:t>
             </w:r>
           </w:p>
         </w:tc>
@@ -620,7 +620,7 @@
                 <w:b w:val="0"/>
                 <w:sz w:val="23"/>
               </w:rPr>
-              <w:t>KALYANI INVESTMENT COMPANY LIMITED</w:t>
+              <w:t>KALYANI STEELS LIMITED</w:t>
             </w:r>
           </w:p>
         </w:tc>
@@ -639,7 +639,7 @@
                 <w:b w:val="0"/>
                 <w:sz w:val="23"/>
               </w:rPr>
-              <w:t>07/02/2020</w:t>
+              <w:t>29/01/2025</w:t>
             </w:r>
           </w:p>
         </w:tc>
@@ -690,7 +690,7 @@
                 <w:b w:val="0"/>
                 <w:sz w:val="23"/>
               </w:rPr>
-              <w:t>KALYANI STEELS LIMITED</w:t>
+              <w:t>AJMERA REALTY &amp; INFRA INDIA LIMITED</w:t>
             </w:r>
           </w:p>
         </w:tc>
@@ -709,7 +709,7 @@
                 <w:b w:val="0"/>
                 <w:sz w:val="23"/>
               </w:rPr>
-              <w:t>29/01/2020</w:t>
+              <w:t>14/11/2024</w:t>
             </w:r>
           </w:p>
         </w:tc>
@@ -965,7 +965,7 @@
           <w:b w:val="0"/>
           <w:sz w:val="23"/>
         </w:rPr>
-        <w:t xml:space="preserve">Date: 15th May, 2026</w:t>
+        <w:t xml:space="preserve">Date: 08th June, 2026</w:t>
         <w:tab/>
       </w:r>
     </w:p>
